--- a/sources-internes/C. CONTEXTE SUR SEGMENTS.docx
+++ b/sources-internes/C. CONTEXTE SUR SEGMENTS.docx
@@ -236,7 +236,7 @@
       <w:pPr>
         <w:numPr>
           <w:ilvl w:val="0"/>
-          <w:numId w:val="23"/>
+          <w:numId w:val="24"/>
         </w:numPr>
         <w:spacing w:line="276.00000545454543" w:lineRule="auto"/>
         <w:ind w:left="720" w:hanging="360"/>
@@ -256,7 +256,7 @@
       <w:pPr>
         <w:numPr>
           <w:ilvl w:val="0"/>
-          <w:numId w:val="23"/>
+          <w:numId w:val="24"/>
         </w:numPr>
         <w:spacing w:line="276.00000545454543" w:lineRule="auto"/>
         <w:ind w:left="720" w:hanging="360"/>
@@ -290,7 +290,7 @@
       <w:pPr>
         <w:numPr>
           <w:ilvl w:val="0"/>
-          <w:numId w:val="23"/>
+          <w:numId w:val="24"/>
         </w:numPr>
         <w:spacing w:line="276.00000545454543" w:lineRule="auto"/>
         <w:ind w:left="720" w:hanging="360"/>
@@ -427,7 +427,7 @@
       <w:pPr>
         <w:numPr>
           <w:ilvl w:val="0"/>
-          <w:numId w:val="14"/>
+          <w:numId w:val="15"/>
         </w:numPr>
         <w:spacing w:line="276.00000545454543" w:lineRule="auto"/>
         <w:ind w:left="720" w:hanging="360"/>
@@ -447,7 +447,7 @@
       <w:pPr>
         <w:numPr>
           <w:ilvl w:val="0"/>
-          <w:numId w:val="14"/>
+          <w:numId w:val="15"/>
         </w:numPr>
         <w:spacing w:line="276.00000545454543" w:lineRule="auto"/>
         <w:ind w:left="720" w:hanging="360"/>
@@ -467,7 +467,7 @@
       <w:pPr>
         <w:numPr>
           <w:ilvl w:val="0"/>
-          <w:numId w:val="14"/>
+          <w:numId w:val="15"/>
         </w:numPr>
         <w:spacing w:line="276.00000545454543" w:lineRule="auto"/>
         <w:ind w:left="720" w:hanging="360"/>
@@ -487,7 +487,7 @@
       <w:pPr>
         <w:numPr>
           <w:ilvl w:val="0"/>
-          <w:numId w:val="14"/>
+          <w:numId w:val="15"/>
         </w:numPr>
         <w:spacing w:line="276.00000545454543" w:lineRule="auto"/>
         <w:ind w:left="720" w:hanging="360"/>
@@ -521,7 +521,7 @@
       <w:pPr>
         <w:numPr>
           <w:ilvl w:val="0"/>
-          <w:numId w:val="14"/>
+          <w:numId w:val="15"/>
         </w:numPr>
         <w:spacing w:line="276.00000545454543" w:lineRule="auto"/>
         <w:ind w:left="720" w:hanging="360"/>
@@ -541,7 +541,7 @@
       <w:pPr>
         <w:numPr>
           <w:ilvl w:val="0"/>
-          <w:numId w:val="14"/>
+          <w:numId w:val="15"/>
         </w:numPr>
         <w:spacing w:line="276.00000545454543" w:lineRule="auto"/>
         <w:ind w:left="720" w:hanging="360"/>
@@ -575,7 +575,7 @@
       <w:pPr>
         <w:numPr>
           <w:ilvl w:val="0"/>
-          <w:numId w:val="14"/>
+          <w:numId w:val="15"/>
         </w:numPr>
         <w:spacing w:line="276.00000545454543" w:lineRule="auto"/>
         <w:ind w:left="720" w:hanging="360"/>
@@ -982,7 +982,7 @@
       <w:pPr>
         <w:numPr>
           <w:ilvl w:val="0"/>
-          <w:numId w:val="11"/>
+          <w:numId w:val="12"/>
         </w:numPr>
         <w:spacing w:line="276.00000545454543" w:lineRule="auto"/>
         <w:ind w:left="720" w:hanging="360"/>
@@ -1012,7 +1012,7 @@
       <w:pPr>
         <w:numPr>
           <w:ilvl w:val="0"/>
-          <w:numId w:val="11"/>
+          <w:numId w:val="12"/>
         </w:numPr>
         <w:spacing w:line="276.00000545454543" w:lineRule="auto"/>
         <w:ind w:left="720" w:hanging="360"/>
@@ -1058,7 +1058,7 @@
       <w:pPr>
         <w:numPr>
           <w:ilvl w:val="0"/>
-          <w:numId w:val="11"/>
+          <w:numId w:val="12"/>
         </w:numPr>
         <w:spacing w:line="276.00000545454543" w:lineRule="auto"/>
         <w:ind w:left="720" w:hanging="360"/>
@@ -1104,7 +1104,7 @@
       <w:pPr>
         <w:numPr>
           <w:ilvl w:val="0"/>
-          <w:numId w:val="11"/>
+          <w:numId w:val="12"/>
         </w:numPr>
         <w:spacing w:line="276.00000545454543" w:lineRule="auto"/>
         <w:ind w:left="720" w:hanging="360"/>
@@ -1134,7 +1134,7 @@
       <w:pPr>
         <w:numPr>
           <w:ilvl w:val="0"/>
-          <w:numId w:val="11"/>
+          <w:numId w:val="12"/>
         </w:numPr>
         <w:spacing w:line="276.00000545454543" w:lineRule="auto"/>
         <w:ind w:left="720" w:hanging="360"/>
@@ -1280,7 +1280,7 @@
       <w:pPr>
         <w:numPr>
           <w:ilvl w:val="0"/>
-          <w:numId w:val="15"/>
+          <w:numId w:val="16"/>
         </w:numPr>
         <w:ind w:left="720" w:hanging="360"/>
         <w:rPr>
@@ -1300,7 +1300,7 @@
       <w:pPr>
         <w:numPr>
           <w:ilvl w:val="0"/>
-          <w:numId w:val="15"/>
+          <w:numId w:val="16"/>
         </w:numPr>
         <w:ind w:left="720" w:hanging="360"/>
         <w:rPr>
@@ -1320,7 +1320,7 @@
       <w:pPr>
         <w:numPr>
           <w:ilvl w:val="0"/>
-          <w:numId w:val="15"/>
+          <w:numId w:val="16"/>
         </w:numPr>
         <w:ind w:left="720" w:hanging="360"/>
         <w:rPr>
@@ -1340,7 +1340,7 @@
       <w:pPr>
         <w:numPr>
           <w:ilvl w:val="0"/>
-          <w:numId w:val="15"/>
+          <w:numId w:val="16"/>
         </w:numPr>
         <w:ind w:left="720" w:hanging="360"/>
         <w:rPr>
@@ -1472,7 +1472,7 @@
       <w:pPr>
         <w:numPr>
           <w:ilvl w:val="0"/>
-          <w:numId w:val="24"/>
+          <w:numId w:val="25"/>
         </w:numPr>
         <w:ind w:left="720" w:hanging="360"/>
         <w:rPr>
@@ -1492,7 +1492,7 @@
       <w:pPr>
         <w:numPr>
           <w:ilvl w:val="0"/>
-          <w:numId w:val="24"/>
+          <w:numId w:val="25"/>
         </w:numPr>
         <w:ind w:left="720" w:hanging="360"/>
         <w:rPr>
@@ -1512,7 +1512,7 @@
       <w:pPr>
         <w:numPr>
           <w:ilvl w:val="0"/>
-          <w:numId w:val="24"/>
+          <w:numId w:val="25"/>
         </w:numPr>
         <w:ind w:left="720" w:hanging="360"/>
         <w:rPr>
@@ -1558,7 +1558,7 @@
       <w:pPr>
         <w:numPr>
           <w:ilvl w:val="0"/>
-          <w:numId w:val="18"/>
+          <w:numId w:val="19"/>
         </w:numPr>
         <w:ind w:left="720" w:hanging="360"/>
         <w:rPr>
@@ -2073,7 +2073,7 @@
       <w:pPr>
         <w:numPr>
           <w:ilvl w:val="0"/>
-          <w:numId w:val="29"/>
+          <w:numId w:val="30"/>
         </w:numPr>
         <w:ind w:left="720" w:hanging="360"/>
         <w:rPr>
@@ -2093,7 +2093,7 @@
       <w:pPr>
         <w:numPr>
           <w:ilvl w:val="0"/>
-          <w:numId w:val="29"/>
+          <w:numId w:val="30"/>
         </w:numPr>
         <w:ind w:left="720" w:hanging="360"/>
         <w:rPr>
@@ -2113,7 +2113,7 @@
       <w:pPr>
         <w:numPr>
           <w:ilvl w:val="0"/>
-          <w:numId w:val="29"/>
+          <w:numId w:val="30"/>
         </w:numPr>
         <w:ind w:left="720" w:hanging="360"/>
         <w:rPr>
@@ -2247,7 +2247,7 @@
       <w:pPr>
         <w:numPr>
           <w:ilvl w:val="0"/>
-          <w:numId w:val="19"/>
+          <w:numId w:val="20"/>
         </w:numPr>
         <w:ind w:left="720" w:hanging="360"/>
         <w:rPr>
@@ -2267,7 +2267,7 @@
       <w:pPr>
         <w:numPr>
           <w:ilvl w:val="0"/>
-          <w:numId w:val="19"/>
+          <w:numId w:val="20"/>
         </w:numPr>
         <w:ind w:left="720" w:hanging="360"/>
         <w:rPr>
@@ -2287,7 +2287,7 @@
       <w:pPr>
         <w:numPr>
           <w:ilvl w:val="0"/>
-          <w:numId w:val="19"/>
+          <w:numId w:val="20"/>
         </w:numPr>
         <w:ind w:left="720" w:hanging="360"/>
         <w:rPr>
@@ -2307,7 +2307,7 @@
       <w:pPr>
         <w:numPr>
           <w:ilvl w:val="0"/>
-          <w:numId w:val="19"/>
+          <w:numId w:val="20"/>
         </w:numPr>
         <w:ind w:left="720" w:hanging="360"/>
         <w:rPr>
@@ -2327,7 +2327,7 @@
       <w:pPr>
         <w:numPr>
           <w:ilvl w:val="0"/>
-          <w:numId w:val="19"/>
+          <w:numId w:val="20"/>
         </w:numPr>
         <w:ind w:left="720" w:hanging="360"/>
         <w:rPr>
@@ -2449,7 +2449,7 @@
       <w:pPr>
         <w:numPr>
           <w:ilvl w:val="0"/>
-          <w:numId w:val="21"/>
+          <w:numId w:val="22"/>
         </w:numPr>
         <w:ind w:left="720" w:hanging="360"/>
         <w:rPr>
@@ -2472,7 +2472,7 @@
       <w:pPr>
         <w:numPr>
           <w:ilvl w:val="0"/>
-          <w:numId w:val="21"/>
+          <w:numId w:val="22"/>
         </w:numPr>
         <w:ind w:left="720" w:hanging="360"/>
         <w:rPr>
@@ -2495,7 +2495,7 @@
       <w:pPr>
         <w:numPr>
           <w:ilvl w:val="0"/>
-          <w:numId w:val="21"/>
+          <w:numId w:val="22"/>
         </w:numPr>
         <w:ind w:left="720" w:hanging="360"/>
         <w:rPr>
@@ -2518,7 +2518,7 @@
       <w:pPr>
         <w:numPr>
           <w:ilvl w:val="0"/>
-          <w:numId w:val="21"/>
+          <w:numId w:val="22"/>
         </w:numPr>
         <w:ind w:left="720" w:hanging="360"/>
         <w:rPr>
@@ -2541,7 +2541,7 @@
       <w:pPr>
         <w:numPr>
           <w:ilvl w:val="0"/>
-          <w:numId w:val="21"/>
+          <w:numId w:val="22"/>
         </w:numPr>
         <w:ind w:left="720" w:hanging="360"/>
         <w:rPr>
@@ -2727,7 +2727,7 @@
       <w:pPr>
         <w:numPr>
           <w:ilvl w:val="0"/>
-          <w:numId w:val="16"/>
+          <w:numId w:val="17"/>
         </w:numPr>
         <w:ind w:left="720" w:hanging="360"/>
         <w:rPr>
@@ -2747,7 +2747,7 @@
       <w:pPr>
         <w:numPr>
           <w:ilvl w:val="0"/>
-          <w:numId w:val="16"/>
+          <w:numId w:val="17"/>
         </w:numPr>
         <w:ind w:left="720" w:hanging="360"/>
         <w:rPr>
@@ -2767,7 +2767,7 @@
       <w:pPr>
         <w:numPr>
           <w:ilvl w:val="0"/>
-          <w:numId w:val="16"/>
+          <w:numId w:val="17"/>
         </w:numPr>
         <w:ind w:left="720" w:hanging="360"/>
         <w:rPr>
@@ -2847,7 +2847,7 @@
       <w:pPr>
         <w:numPr>
           <w:ilvl w:val="0"/>
-          <w:numId w:val="17"/>
+          <w:numId w:val="18"/>
         </w:numPr>
         <w:ind w:left="720" w:hanging="360"/>
         <w:rPr>
@@ -2867,7 +2867,7 @@
       <w:pPr>
         <w:numPr>
           <w:ilvl w:val="0"/>
-          <w:numId w:val="17"/>
+          <w:numId w:val="18"/>
         </w:numPr>
         <w:ind w:left="720" w:hanging="360"/>
         <w:rPr>
@@ -2887,7 +2887,7 @@
       <w:pPr>
         <w:numPr>
           <w:ilvl w:val="0"/>
-          <w:numId w:val="17"/>
+          <w:numId w:val="18"/>
         </w:numPr>
         <w:ind w:left="720" w:hanging="360"/>
         <w:rPr>
@@ -2907,7 +2907,7 @@
       <w:pPr>
         <w:numPr>
           <w:ilvl w:val="0"/>
-          <w:numId w:val="17"/>
+          <w:numId w:val="18"/>
         </w:numPr>
         <w:ind w:left="720" w:hanging="360"/>
         <w:rPr>
@@ -2927,7 +2927,7 @@
       <w:pPr>
         <w:numPr>
           <w:ilvl w:val="0"/>
-          <w:numId w:val="17"/>
+          <w:numId w:val="18"/>
         </w:numPr>
         <w:ind w:left="720" w:hanging="360"/>
         <w:rPr>
@@ -3449,7 +3449,7 @@
       <w:pPr>
         <w:numPr>
           <w:ilvl w:val="0"/>
-          <w:numId w:val="20"/>
+          <w:numId w:val="21"/>
         </w:numPr>
         <w:ind w:left="720" w:hanging="360"/>
         <w:rPr>
@@ -3469,7 +3469,7 @@
       <w:pPr>
         <w:numPr>
           <w:ilvl w:val="0"/>
-          <w:numId w:val="20"/>
+          <w:numId w:val="21"/>
         </w:numPr>
         <w:ind w:left="720" w:hanging="360"/>
         <w:rPr>
@@ -3489,7 +3489,7 @@
       <w:pPr>
         <w:numPr>
           <w:ilvl w:val="0"/>
-          <w:numId w:val="20"/>
+          <w:numId w:val="21"/>
         </w:numPr>
         <w:ind w:left="720" w:hanging="360"/>
         <w:rPr>
@@ -3509,7 +3509,7 @@
       <w:pPr>
         <w:numPr>
           <w:ilvl w:val="0"/>
-          <w:numId w:val="20"/>
+          <w:numId w:val="21"/>
         </w:numPr>
         <w:ind w:left="720" w:hanging="360"/>
         <w:rPr>
@@ -3610,7 +3610,7 @@
       <w:pPr>
         <w:numPr>
           <w:ilvl w:val="0"/>
-          <w:numId w:val="34"/>
+          <w:numId w:val="35"/>
         </w:numPr>
         <w:ind w:left="720" w:hanging="360"/>
         <w:rPr>
@@ -3633,7 +3633,7 @@
       <w:pPr>
         <w:numPr>
           <w:ilvl w:val="0"/>
-          <w:numId w:val="34"/>
+          <w:numId w:val="35"/>
         </w:numPr>
         <w:ind w:left="720" w:hanging="360"/>
         <w:rPr>
@@ -3656,7 +3656,7 @@
       <w:pPr>
         <w:numPr>
           <w:ilvl w:val="0"/>
-          <w:numId w:val="34"/>
+          <w:numId w:val="35"/>
         </w:numPr>
         <w:ind w:left="720" w:hanging="360"/>
         <w:rPr>
@@ -3679,7 +3679,7 @@
       <w:pPr>
         <w:numPr>
           <w:ilvl w:val="0"/>
-          <w:numId w:val="34"/>
+          <w:numId w:val="35"/>
         </w:numPr>
         <w:ind w:left="720" w:hanging="360"/>
         <w:rPr>
@@ -3766,7 +3766,7 @@
       <w:pPr>
         <w:numPr>
           <w:ilvl w:val="0"/>
-          <w:numId w:val="25"/>
+          <w:numId w:val="26"/>
         </w:numPr>
         <w:spacing w:line="276.00000545454543" w:lineRule="auto"/>
         <w:ind w:left="720" w:hanging="360"/>
@@ -3786,7 +3786,7 @@
       <w:pPr>
         <w:numPr>
           <w:ilvl w:val="0"/>
-          <w:numId w:val="25"/>
+          <w:numId w:val="26"/>
         </w:numPr>
         <w:spacing w:line="276.00000545454543" w:lineRule="auto"/>
         <w:ind w:left="720" w:hanging="360"/>
@@ -3806,7 +3806,7 @@
       <w:pPr>
         <w:numPr>
           <w:ilvl w:val="0"/>
-          <w:numId w:val="25"/>
+          <w:numId w:val="26"/>
         </w:numPr>
         <w:spacing w:line="276.00000545454543" w:lineRule="auto"/>
         <w:ind w:left="720" w:hanging="360"/>
@@ -3826,7 +3826,7 @@
       <w:pPr>
         <w:numPr>
           <w:ilvl w:val="0"/>
-          <w:numId w:val="25"/>
+          <w:numId w:val="26"/>
         </w:numPr>
         <w:spacing w:line="276.00000545454543" w:lineRule="auto"/>
         <w:ind w:left="720" w:hanging="360"/>
@@ -3846,7 +3846,7 @@
       <w:pPr>
         <w:numPr>
           <w:ilvl w:val="0"/>
-          <w:numId w:val="25"/>
+          <w:numId w:val="26"/>
         </w:numPr>
         <w:spacing w:line="276.00000545454543" w:lineRule="auto"/>
         <w:ind w:left="720" w:hanging="360"/>
@@ -3867,7 +3867,7 @@
       <w:pPr>
         <w:numPr>
           <w:ilvl w:val="0"/>
-          <w:numId w:val="25"/>
+          <w:numId w:val="26"/>
         </w:numPr>
         <w:spacing w:line="276.00000545454543" w:lineRule="auto"/>
         <w:ind w:left="720" w:hanging="360"/>
@@ -3925,7 +3925,7 @@
       <w:pPr>
         <w:numPr>
           <w:ilvl w:val="0"/>
-          <w:numId w:val="32"/>
+          <w:numId w:val="33"/>
         </w:numPr>
         <w:spacing w:line="276.00000545454543" w:lineRule="auto"/>
         <w:ind w:left="720" w:hanging="360"/>
@@ -3945,7 +3945,7 @@
       <w:pPr>
         <w:numPr>
           <w:ilvl w:val="0"/>
-          <w:numId w:val="32"/>
+          <w:numId w:val="33"/>
         </w:numPr>
         <w:spacing w:line="276.00000545454543" w:lineRule="auto"/>
         <w:ind w:left="720" w:hanging="360"/>
@@ -3965,7 +3965,7 @@
       <w:pPr>
         <w:numPr>
           <w:ilvl w:val="0"/>
-          <w:numId w:val="32"/>
+          <w:numId w:val="33"/>
         </w:numPr>
         <w:spacing w:line="276.00000545454543" w:lineRule="auto"/>
         <w:ind w:left="720" w:hanging="360"/>
@@ -3985,7 +3985,7 @@
       <w:pPr>
         <w:numPr>
           <w:ilvl w:val="0"/>
-          <w:numId w:val="32"/>
+          <w:numId w:val="33"/>
         </w:numPr>
         <w:spacing w:line="276.00000545454543" w:lineRule="auto"/>
         <w:ind w:left="720" w:hanging="360"/>
@@ -4019,7 +4019,7 @@
       <w:pPr>
         <w:numPr>
           <w:ilvl w:val="0"/>
-          <w:numId w:val="32"/>
+          <w:numId w:val="33"/>
         </w:numPr>
         <w:spacing w:line="276.00000545454543" w:lineRule="auto"/>
         <w:ind w:left="720" w:hanging="360"/>
@@ -4039,7 +4039,7 @@
       <w:pPr>
         <w:numPr>
           <w:ilvl w:val="0"/>
-          <w:numId w:val="32"/>
+          <w:numId w:val="33"/>
         </w:numPr>
         <w:spacing w:line="276.00000545454543" w:lineRule="auto"/>
         <w:ind w:left="720" w:hanging="360"/>
@@ -4059,7 +4059,7 @@
       <w:pPr>
         <w:numPr>
           <w:ilvl w:val="0"/>
-          <w:numId w:val="32"/>
+          <w:numId w:val="33"/>
         </w:numPr>
         <w:spacing w:line="276.00000545454543" w:lineRule="auto"/>
         <w:ind w:left="720" w:hanging="360"/>
@@ -4120,7 +4120,7 @@
       <w:pPr>
         <w:numPr>
           <w:ilvl w:val="0"/>
-          <w:numId w:val="28"/>
+          <w:numId w:val="29"/>
         </w:numPr>
         <w:spacing w:line="276.00000545454543" w:lineRule="auto"/>
         <w:ind w:left="720" w:hanging="360"/>
@@ -4141,7 +4141,7 @@
       <w:pPr>
         <w:numPr>
           <w:ilvl w:val="0"/>
-          <w:numId w:val="28"/>
+          <w:numId w:val="29"/>
         </w:numPr>
         <w:spacing w:line="276.00000545454543" w:lineRule="auto"/>
         <w:ind w:left="720" w:hanging="360"/>
@@ -4161,7 +4161,7 @@
       <w:pPr>
         <w:numPr>
           <w:ilvl w:val="0"/>
-          <w:numId w:val="28"/>
+          <w:numId w:val="29"/>
         </w:numPr>
         <w:spacing w:line="276.00000545454543" w:lineRule="auto"/>
         <w:ind w:left="720" w:hanging="360"/>
@@ -4182,7 +4182,7 @@
       <w:pPr>
         <w:numPr>
           <w:ilvl w:val="0"/>
-          <w:numId w:val="28"/>
+          <w:numId w:val="29"/>
         </w:numPr>
         <w:spacing w:line="276.00000545454543" w:lineRule="auto"/>
         <w:ind w:left="720" w:hanging="360"/>
@@ -4203,7 +4203,7 @@
       <w:pPr>
         <w:numPr>
           <w:ilvl w:val="0"/>
-          <w:numId w:val="28"/>
+          <w:numId w:val="29"/>
         </w:numPr>
         <w:ind w:left="720" w:hanging="360"/>
         <w:rPr>
@@ -4295,7 +4295,7 @@
       <w:pPr>
         <w:numPr>
           <w:ilvl w:val="0"/>
-          <w:numId w:val="28"/>
+          <w:numId w:val="29"/>
         </w:numPr>
         <w:spacing w:line="276.00000545454543" w:lineRule="auto"/>
         <w:ind w:left="720" w:hanging="360"/>
@@ -4316,7 +4316,7 @@
       <w:pPr>
         <w:numPr>
           <w:ilvl w:val="0"/>
-          <w:numId w:val="28"/>
+          <w:numId w:val="29"/>
         </w:numPr>
         <w:spacing w:line="276.00000545454543" w:lineRule="auto"/>
         <w:ind w:left="720" w:hanging="360"/>
@@ -4517,7 +4517,7 @@
       <w:pPr>
         <w:numPr>
           <w:ilvl w:val="0"/>
-          <w:numId w:val="33"/>
+          <w:numId w:val="34"/>
         </w:numPr>
         <w:ind w:left="720" w:hanging="360"/>
         <w:rPr>
@@ -4536,7 +4536,7 @@
       <w:pPr>
         <w:numPr>
           <w:ilvl w:val="0"/>
-          <w:numId w:val="33"/>
+          <w:numId w:val="34"/>
         </w:numPr>
         <w:ind w:left="720" w:hanging="360"/>
         <w:rPr>
@@ -4555,7 +4555,7 @@
       <w:pPr>
         <w:numPr>
           <w:ilvl w:val="0"/>
-          <w:numId w:val="33"/>
+          <w:numId w:val="34"/>
         </w:numPr>
         <w:ind w:left="720" w:hanging="360"/>
         <w:rPr>
@@ -4574,7 +4574,7 @@
       <w:pPr>
         <w:numPr>
           <w:ilvl w:val="0"/>
-          <w:numId w:val="33"/>
+          <w:numId w:val="34"/>
         </w:numPr>
         <w:ind w:left="720" w:hanging="360"/>
         <w:rPr>
@@ -4593,7 +4593,7 @@
       <w:pPr>
         <w:numPr>
           <w:ilvl w:val="0"/>
-          <w:numId w:val="33"/>
+          <w:numId w:val="34"/>
         </w:numPr>
         <w:ind w:left="720" w:hanging="360"/>
         <w:rPr>
@@ -4612,7 +4612,7 @@
       <w:pPr>
         <w:numPr>
           <w:ilvl w:val="0"/>
-          <w:numId w:val="33"/>
+          <w:numId w:val="34"/>
         </w:numPr>
         <w:ind w:left="720" w:hanging="360"/>
         <w:rPr>
@@ -4631,7 +4631,7 @@
       <w:pPr>
         <w:numPr>
           <w:ilvl w:val="0"/>
-          <w:numId w:val="33"/>
+          <w:numId w:val="34"/>
         </w:numPr>
         <w:ind w:left="720" w:hanging="360"/>
         <w:rPr>
@@ -4676,7 +4676,7 @@
       <w:pPr>
         <w:numPr>
           <w:ilvl w:val="0"/>
-          <w:numId w:val="13"/>
+          <w:numId w:val="14"/>
         </w:numPr>
         <w:ind w:left="720" w:hanging="360"/>
         <w:rPr>
@@ -4695,7 +4695,7 @@
       <w:pPr>
         <w:numPr>
           <w:ilvl w:val="0"/>
-          <w:numId w:val="13"/>
+          <w:numId w:val="14"/>
         </w:numPr>
         <w:ind w:left="720" w:hanging="360"/>
         <w:rPr>
@@ -4715,7 +4715,7 @@
       <w:pPr>
         <w:numPr>
           <w:ilvl w:val="0"/>
-          <w:numId w:val="13"/>
+          <w:numId w:val="14"/>
         </w:numPr>
         <w:ind w:left="720" w:hanging="360"/>
         <w:rPr>
@@ -4729,6 +4729,163 @@
           <w:rtl w:val="0"/>
         </w:rPr>
         <w:t xml:space="preserve">Accent sur l’infrastructure intelligente et durable : utilisation de BIM, SIG, IA, optimisation énergétique, résilience climatique.</w:t>
+      </w:r>
+    </w:p>
+    <w:p>
+      <w:pPr>
+        <w:rPr>
+          <w:rFonts w:ascii="Calibri" w:cs="Calibri" w:eastAsia="Calibri" w:hAnsi="Calibri"/>
+        </w:rPr>
+      </w:pPr>
+      <w:r>
+        <w:rPr>
+          <w:rtl w:val="0"/>
+        </w:rPr>
+      </w:r>
+    </w:p>
+    <w:p>
+      <w:pPr>
+        <w:rPr>
+          <w:rFonts w:ascii="Calibri" w:cs="Calibri" w:eastAsia="Calibri" w:hAnsi="Calibri"/>
+          <w:i w:val="1"/>
+          <w:iCs w:val="1"/>
+        </w:rPr>
+      </w:pPr>
+      <w:r>
+        <w:rPr>
+          <w:rFonts w:ascii="Calibri" w:cs="Calibri" w:eastAsia="Calibri" w:hAnsi="Calibri"/>
+          <w:i w:val="1"/>
+          <w:iCs w:val="1"/>
+          <w:rtl w:val="0"/>
+        </w:rPr>
+        <w:t xml:space="preserve">En synthèse : </w:t>
+      </w:r>
+    </w:p>
+    <w:p>
+      <w:pPr>
+        <w:numPr>
+          <w:ilvl w:val="0"/>
+          <w:numId w:val="11"/>
+        </w:numPr>
+        <w:ind w:left="720" w:hanging="360"/>
+        <w:rPr>
+          <w:rFonts w:ascii="Calibri" w:cs="Calibri" w:eastAsia="Calibri" w:hAnsi="Calibri"/>
+          <w:i w:val="1"/>
+          <w:iCs w:val="1"/>
+        </w:rPr>
+      </w:pPr>
+      <w:r>
+        <w:rPr>
+          <w:rFonts w:ascii="Calibri" w:cs="Calibri" w:eastAsia="Calibri" w:hAnsi="Calibri"/>
+          <w:i w:val="1"/>
+          <w:iCs w:val="1"/>
+          <w:rtl w:val="0"/>
+        </w:rPr>
+        <w:t xml:space="preserve">Éducation : investissements massifs (2025) + reconstruction/rénovation post-séisme ; parc public très large (écoles, collèges, universités).</w:t>
+      </w:r>
+    </w:p>
+    <w:p>
+      <w:pPr>
+        <w:numPr>
+          <w:ilvl w:val="0"/>
+          <w:numId w:val="11"/>
+        </w:numPr>
+        <w:ind w:left="720" w:hanging="360"/>
+        <w:rPr>
+          <w:rFonts w:ascii="Calibri" w:cs="Calibri" w:eastAsia="Calibri" w:hAnsi="Calibri"/>
+          <w:i w:val="1"/>
+          <w:iCs w:val="1"/>
+        </w:rPr>
+      </w:pPr>
+      <w:r>
+        <w:rPr>
+          <w:rFonts w:ascii="Calibri" w:cs="Calibri" w:eastAsia="Calibri" w:hAnsi="Calibri"/>
+          <w:i w:val="1"/>
+          <w:iCs w:val="1"/>
+          <w:rtl w:val="0"/>
+        </w:rPr>
+        <w:t xml:space="preserve">Malls : marché mature → peu de neuf, surtout rénovation/repositionnement + montée des exigences ESG/énergie et du retail “expérience” (F&amp;B/loisirs/services).</w:t>
+      </w:r>
+    </w:p>
+    <w:p>
+      <w:pPr>
+        <w:numPr>
+          <w:ilvl w:val="0"/>
+          <w:numId w:val="11"/>
+        </w:numPr>
+        <w:ind w:left="720" w:hanging="360"/>
+        <w:rPr>
+          <w:rFonts w:ascii="Calibri" w:cs="Calibri" w:eastAsia="Calibri" w:hAnsi="Calibri"/>
+          <w:i w:val="1"/>
+          <w:iCs w:val="1"/>
+        </w:rPr>
+      </w:pPr>
+      <w:r>
+        <w:rPr>
+          <w:rFonts w:ascii="Calibri" w:cs="Calibri" w:eastAsia="Calibri" w:hAnsi="Calibri"/>
+          <w:i w:val="1"/>
+          <w:iCs w:val="1"/>
+          <w:rtl w:val="0"/>
+        </w:rPr>
+        <w:t xml:space="preserve">Stades : parc important ; projets de construction/rénovation (dont Ankara) stimulés par l’Euro 2032 ; besoins sanitaires élevés.</w:t>
+      </w:r>
+    </w:p>
+    <w:p>
+      <w:pPr>
+        <w:numPr>
+          <w:ilvl w:val="0"/>
+          <w:numId w:val="11"/>
+        </w:numPr>
+        <w:ind w:left="720" w:hanging="360"/>
+        <w:rPr>
+          <w:rFonts w:ascii="Calibri" w:cs="Calibri" w:eastAsia="Calibri" w:hAnsi="Calibri"/>
+          <w:i w:val="1"/>
+          <w:iCs w:val="1"/>
+        </w:rPr>
+      </w:pPr>
+      <w:r>
+        <w:rPr>
+          <w:rFonts w:ascii="Calibri" w:cs="Calibri" w:eastAsia="Calibri" w:hAnsi="Calibri"/>
+          <w:i w:val="1"/>
+          <w:iCs w:val="1"/>
+          <w:rtl w:val="0"/>
+        </w:rPr>
+        <w:t xml:space="preserve">Transports : forts programmes routes/autoroutes et modernisation ferroviaire, avec corridors internationaux.</w:t>
+      </w:r>
+    </w:p>
+    <w:p>
+      <w:pPr>
+        <w:numPr>
+          <w:ilvl w:val="0"/>
+          <w:numId w:val="11"/>
+        </w:numPr>
+        <w:ind w:left="720" w:hanging="360"/>
+        <w:rPr>
+          <w:rFonts w:ascii="Calibri" w:cs="Calibri" w:eastAsia="Calibri" w:hAnsi="Calibri"/>
+          <w:i w:val="1"/>
+          <w:iCs w:val="1"/>
+        </w:rPr>
+      </w:pPr>
+      <w:r>
+        <w:rPr>
+          <w:rFonts w:ascii="Calibri" w:cs="Calibri" w:eastAsia="Calibri" w:hAnsi="Calibri"/>
+          <w:i w:val="1"/>
+          <w:iCs w:val="1"/>
+          <w:rtl w:val="0"/>
+        </w:rPr>
+        <w:t xml:space="preserve">Ambition pays : grands ouvrages, rôle de hub Europe-Asie, et orientation vers des infrastructures plus smart &amp; durables.</w:t>
+      </w:r>
+    </w:p>
+    <w:p>
+      <w:pPr>
+        <w:rPr>
+          <w:rFonts w:ascii="Calibri" w:cs="Calibri" w:eastAsia="Calibri" w:hAnsi="Calibri"/>
+        </w:rPr>
+      </w:pPr>
+      <w:r>
+        <w:rPr>
+          <w:rtl w:val="0"/>
+        </w:rPr>
       </w:r>
     </w:p>
     <w:p>
@@ -4792,7 +4949,7 @@
       <w:pPr>
         <w:numPr>
           <w:ilvl w:val="0"/>
-          <w:numId w:val="27"/>
+          <w:numId w:val="28"/>
         </w:numPr>
         <w:ind w:left="720" w:hanging="360"/>
         <w:rPr>
@@ -4820,7 +4977,7 @@
       <w:pPr>
         <w:numPr>
           <w:ilvl w:val="0"/>
-          <w:numId w:val="27"/>
+          <w:numId w:val="28"/>
         </w:numPr>
         <w:ind w:left="720" w:hanging="360"/>
         <w:rPr>
@@ -4848,7 +5005,7 @@
       <w:pPr>
         <w:numPr>
           <w:ilvl w:val="0"/>
-          <w:numId w:val="27"/>
+          <w:numId w:val="28"/>
         </w:numPr>
         <w:ind w:left="720" w:hanging="360"/>
         <w:rPr>
@@ -4877,7 +5034,7 @@
       <w:pPr>
         <w:numPr>
           <w:ilvl w:val="0"/>
-          <w:numId w:val="27"/>
+          <w:numId w:val="28"/>
         </w:numPr>
         <w:ind w:left="720" w:hanging="360"/>
         <w:rPr>
@@ -4908,7 +5065,7 @@
       <w:pPr>
         <w:numPr>
           <w:ilvl w:val="0"/>
-          <w:numId w:val="27"/>
+          <w:numId w:val="28"/>
         </w:numPr>
         <w:ind w:left="720" w:hanging="360"/>
         <w:rPr>
@@ -4937,7 +5094,7 @@
       <w:pPr>
         <w:numPr>
           <w:ilvl w:val="0"/>
-          <w:numId w:val="27"/>
+          <w:numId w:val="28"/>
         </w:numPr>
         <w:ind w:left="720" w:hanging="360"/>
         <w:rPr>
@@ -4966,7 +5123,7 @@
       <w:pPr>
         <w:numPr>
           <w:ilvl w:val="0"/>
-          <w:numId w:val="27"/>
+          <w:numId w:val="28"/>
         </w:numPr>
         <w:ind w:left="720" w:hanging="360"/>
         <w:rPr>
@@ -4995,7 +5152,7 @@
       <w:pPr>
         <w:numPr>
           <w:ilvl w:val="0"/>
-          <w:numId w:val="27"/>
+          <w:numId w:val="28"/>
         </w:numPr>
         <w:ind w:left="720" w:hanging="360"/>
         <w:rPr>
@@ -5024,7 +5181,7 @@
       <w:pPr>
         <w:numPr>
           <w:ilvl w:val="0"/>
-          <w:numId w:val="27"/>
+          <w:numId w:val="28"/>
         </w:numPr>
         <w:ind w:left="720" w:hanging="360"/>
         <w:rPr>
@@ -5053,7 +5210,7 @@
       <w:pPr>
         <w:numPr>
           <w:ilvl w:val="0"/>
-          <w:numId w:val="27"/>
+          <w:numId w:val="28"/>
         </w:numPr>
         <w:ind w:left="720" w:hanging="360"/>
         <w:rPr>
@@ -5084,7 +5241,7 @@
       <w:pPr>
         <w:numPr>
           <w:ilvl w:val="0"/>
-          <w:numId w:val="27"/>
+          <w:numId w:val="28"/>
         </w:numPr>
         <w:ind w:left="720" w:hanging="360"/>
         <w:rPr>
@@ -5115,7 +5272,7 @@
       <w:pPr>
         <w:numPr>
           <w:ilvl w:val="0"/>
-          <w:numId w:val="27"/>
+          <w:numId w:val="28"/>
         </w:numPr>
         <w:ind w:left="720" w:hanging="360"/>
         <w:rPr>
@@ -5144,7 +5301,7 @@
       <w:pPr>
         <w:numPr>
           <w:ilvl w:val="0"/>
-          <w:numId w:val="27"/>
+          <w:numId w:val="28"/>
         </w:numPr>
         <w:ind w:left="720" w:hanging="360"/>
         <w:rPr>
@@ -5173,7 +5330,7 @@
       <w:pPr>
         <w:numPr>
           <w:ilvl w:val="0"/>
-          <w:numId w:val="27"/>
+          <w:numId w:val="28"/>
         </w:numPr>
         <w:ind w:left="720" w:hanging="360"/>
         <w:rPr>
@@ -5204,7 +5361,7 @@
       <w:pPr>
         <w:numPr>
           <w:ilvl w:val="0"/>
-          <w:numId w:val="27"/>
+          <w:numId w:val="28"/>
         </w:numPr>
         <w:ind w:left="720" w:hanging="360"/>
         <w:rPr>
@@ -5235,7 +5392,7 @@
       <w:pPr>
         <w:numPr>
           <w:ilvl w:val="0"/>
-          <w:numId w:val="27"/>
+          <w:numId w:val="28"/>
         </w:numPr>
         <w:ind w:left="720" w:hanging="360"/>
         <w:rPr>
@@ -5266,7 +5423,7 @@
       <w:pPr>
         <w:numPr>
           <w:ilvl w:val="0"/>
-          <w:numId w:val="27"/>
+          <w:numId w:val="28"/>
         </w:numPr>
         <w:ind w:left="720" w:hanging="360"/>
         <w:rPr>
@@ -5297,7 +5454,7 @@
       <w:pPr>
         <w:numPr>
           <w:ilvl w:val="0"/>
-          <w:numId w:val="27"/>
+          <w:numId w:val="28"/>
         </w:numPr>
         <w:ind w:left="720" w:hanging="360"/>
         <w:rPr>
@@ -5337,7 +5494,7 @@
       <w:pPr>
         <w:numPr>
           <w:ilvl w:val="0"/>
-          <w:numId w:val="27"/>
+          <w:numId w:val="28"/>
         </w:numPr>
         <w:ind w:left="720" w:hanging="360"/>
         <w:rPr>
@@ -6294,7 +6451,7 @@
       <w:pPr>
         <w:numPr>
           <w:ilvl w:val="0"/>
-          <w:numId w:val="30"/>
+          <w:numId w:val="31"/>
         </w:numPr>
         <w:ind w:left="720" w:hanging="360"/>
         <w:rPr>
@@ -6314,7 +6471,7 @@
       <w:pPr>
         <w:numPr>
           <w:ilvl w:val="0"/>
-          <w:numId w:val="30"/>
+          <w:numId w:val="31"/>
         </w:numPr>
         <w:ind w:left="720" w:hanging="360"/>
         <w:rPr>
@@ -6386,7 +6543,7 @@
       <w:pPr>
         <w:numPr>
           <w:ilvl w:val="0"/>
-          <w:numId w:val="22"/>
+          <w:numId w:val="23"/>
         </w:numPr>
         <w:ind w:left="720" w:hanging="360"/>
         <w:rPr>
@@ -6535,7 +6692,7 @@
       <w:pPr>
         <w:numPr>
           <w:ilvl w:val="0"/>
-          <w:numId w:val="12"/>
+          <w:numId w:val="13"/>
         </w:numPr>
         <w:ind w:left="720" w:hanging="360"/>
         <w:rPr>
@@ -6554,7 +6711,7 @@
       <w:pPr>
         <w:numPr>
           <w:ilvl w:val="0"/>
-          <w:numId w:val="12"/>
+          <w:numId w:val="13"/>
         </w:numPr>
         <w:ind w:left="720" w:hanging="360"/>
         <w:rPr>
@@ -6573,7 +6730,7 @@
       <w:pPr>
         <w:numPr>
           <w:ilvl w:val="0"/>
-          <w:numId w:val="12"/>
+          <w:numId w:val="13"/>
         </w:numPr>
         <w:ind w:left="720" w:hanging="360"/>
         <w:rPr>
@@ -6592,7 +6749,7 @@
       <w:pPr>
         <w:numPr>
           <w:ilvl w:val="0"/>
-          <w:numId w:val="12"/>
+          <w:numId w:val="13"/>
         </w:numPr>
         <w:ind w:left="720" w:hanging="360"/>
         <w:rPr>
@@ -6611,7 +6768,7 @@
       <w:pPr>
         <w:numPr>
           <w:ilvl w:val="0"/>
-          <w:numId w:val="12"/>
+          <w:numId w:val="13"/>
         </w:numPr>
         <w:ind w:left="720" w:hanging="360"/>
         <w:rPr>
@@ -6630,7 +6787,7 @@
       <w:pPr>
         <w:numPr>
           <w:ilvl w:val="0"/>
-          <w:numId w:val="12"/>
+          <w:numId w:val="13"/>
         </w:numPr>
         <w:ind w:left="720" w:hanging="360"/>
         <w:rPr>
@@ -6649,7 +6806,7 @@
       <w:pPr>
         <w:numPr>
           <w:ilvl w:val="0"/>
-          <w:numId w:val="12"/>
+          <w:numId w:val="13"/>
         </w:numPr>
         <w:ind w:left="720" w:hanging="360"/>
         <w:rPr>
@@ -6668,7 +6825,7 @@
       <w:pPr>
         <w:numPr>
           <w:ilvl w:val="0"/>
-          <w:numId w:val="12"/>
+          <w:numId w:val="13"/>
         </w:numPr>
         <w:ind w:left="720" w:hanging="360"/>
         <w:rPr>
@@ -6687,7 +6844,7 @@
       <w:pPr>
         <w:numPr>
           <w:ilvl w:val="0"/>
-          <w:numId w:val="12"/>
+          <w:numId w:val="13"/>
         </w:numPr>
         <w:ind w:left="720" w:hanging="360"/>
         <w:rPr>
@@ -6706,7 +6863,7 @@
       <w:pPr>
         <w:numPr>
           <w:ilvl w:val="0"/>
-          <w:numId w:val="12"/>
+          <w:numId w:val="13"/>
         </w:numPr>
         <w:ind w:left="720" w:hanging="360"/>
         <w:rPr>
@@ -6858,7 +7015,7 @@
       <w:pPr>
         <w:numPr>
           <w:ilvl w:val="0"/>
-          <w:numId w:val="26"/>
+          <w:numId w:val="27"/>
         </w:numPr>
         <w:ind w:left="720" w:hanging="360"/>
         <w:rPr>
@@ -6877,7 +7034,7 @@
       <w:pPr>
         <w:numPr>
           <w:ilvl w:val="0"/>
-          <w:numId w:val="26"/>
+          <w:numId w:val="27"/>
         </w:numPr>
         <w:ind w:left="720" w:hanging="360"/>
         <w:rPr>
@@ -6910,7 +7067,7 @@
       <w:pPr>
         <w:numPr>
           <w:ilvl w:val="0"/>
-          <w:numId w:val="31"/>
+          <w:numId w:val="32"/>
         </w:numPr>
         <w:ind w:left="720" w:hanging="360"/>
         <w:rPr>
@@ -6929,7 +7086,7 @@
       <w:pPr>
         <w:numPr>
           <w:ilvl w:val="0"/>
-          <w:numId w:val="31"/>
+          <w:numId w:val="32"/>
         </w:numPr>
         <w:ind w:left="720" w:hanging="360"/>
         <w:rPr>
@@ -6959,12 +7116,28 @@
     </w:p>
     <w:sectPr>
       <w:headerReference r:id="rId27" w:type="default"/>
+      <w:footerReference r:id="rId28" w:type="default"/>
       <w:pgSz w:h="16834" w:w="11909" w:orient="portrait"/>
       <w:pgMar w:bottom="1440" w:top="1440" w:left="1440" w:right="1440" w:header="720" w:footer="720"/>
       <w:pgNumType w:start="1"/>
     </w:sectPr>
   </w:body>
 </w:document>
+</file>
+
+<file path=word/footer1.xml><?xml version="1.0" encoding="utf-8"?>
+<w:ftr xmlns:mc="http://schemas.openxmlformats.org/markup-compatibility/2006" xmlns:o="urn:schemas-microsoft-com:office:office" xmlns:r="http://schemas.openxmlformats.org/officeDocument/2006/relationships" xmlns:m="http://schemas.openxmlformats.org/officeDocument/2006/math" xmlns:v="urn:schemas-microsoft-com:vml" xmlns:wp="http://schemas.openxmlformats.org/drawingml/2006/wordprocessingDrawing" xmlns:w10="urn:schemas-microsoft-com:office:word" xmlns:w="http://schemas.openxmlformats.org/wordprocessingml/2006/main" xmlns:wne="http://schemas.microsoft.com/office/word/2006/wordml" xmlns:sl="http://schemas.openxmlformats.org/schemaLibrary/2006/main" xmlns:a="http://schemas.openxmlformats.org/drawingml/2006/main" xmlns:pic="http://schemas.openxmlformats.org/drawingml/2006/picture" xmlns:c="http://schemas.openxmlformats.org/drawingml/2006/chart" xmlns:lc="http://schemas.openxmlformats.org/drawingml/2006/lockedCanvas" xmlns:dgm="http://schemas.openxmlformats.org/drawingml/2006/diagram" xmlns:wps="http://schemas.microsoft.com/office/word/2010/wordprocessingShape" xmlns:wpg="http://schemas.microsoft.com/office/word/2010/wordprocessingGroup" xmlns:w14="http://schemas.microsoft.com/office/word/2010/wordml" xmlns:w15="http://schemas.microsoft.com/office/word/2012/wordml" xmlns:w16="http://schemas.microsoft.com/office/word/2018/wordml" xmlns:w16cex="http://schemas.microsoft.com/office/word/2018/wordml/cex" xmlns:w16cid="http://schemas.microsoft.com/office/word/2016/wordml/cid" xmlns="http://schemas.microsoft.com/office/tasks/2019/documenttasks" xmlns:cr="http://schemas.microsoft.com/office/comments/2020/reactions">
+  <w:p>
+    <w:pPr>
+      <w:rPr/>
+    </w:pPr>
+    <w:r>
+      <w:rPr>
+        <w:rtl w:val="0"/>
+      </w:rPr>
+    </w:r>
+  </w:p>
+</w:ftr>
 </file>
 
 <file path=word/header1.xml><?xml version="1.0" encoding="utf-8"?>
@@ -10649,6 +10822,116 @@
     </w:lvl>
   </w:abstractNum>
   <w:abstractNum w:abstractNumId="34">
+    <w:lvl w:ilvl="0">
+      <w:start w:val="1"/>
+      <w:numFmt w:val="bullet"/>
+      <w:lvlText w:val="-"/>
+      <w:lvlJc w:val="left"/>
+      <w:pPr>
+        <w:ind w:left="720" w:hanging="360"/>
+      </w:pPr>
+      <w:rPr>
+        <w:u w:val="none"/>
+      </w:rPr>
+    </w:lvl>
+    <w:lvl w:ilvl="1">
+      <w:start w:val="1"/>
+      <w:numFmt w:val="bullet"/>
+      <w:lvlText w:val="-"/>
+      <w:lvlJc w:val="left"/>
+      <w:pPr>
+        <w:ind w:left="1440" w:hanging="360"/>
+      </w:pPr>
+      <w:rPr>
+        <w:u w:val="none"/>
+      </w:rPr>
+    </w:lvl>
+    <w:lvl w:ilvl="2">
+      <w:start w:val="1"/>
+      <w:numFmt w:val="bullet"/>
+      <w:lvlText w:val="-"/>
+      <w:lvlJc w:val="left"/>
+      <w:pPr>
+        <w:ind w:left="2160" w:hanging="360"/>
+      </w:pPr>
+      <w:rPr>
+        <w:u w:val="none"/>
+      </w:rPr>
+    </w:lvl>
+    <w:lvl w:ilvl="3">
+      <w:start w:val="1"/>
+      <w:numFmt w:val="bullet"/>
+      <w:lvlText w:val="-"/>
+      <w:lvlJc w:val="left"/>
+      <w:pPr>
+        <w:ind w:left="2880" w:hanging="360"/>
+      </w:pPr>
+      <w:rPr>
+        <w:u w:val="none"/>
+      </w:rPr>
+    </w:lvl>
+    <w:lvl w:ilvl="4">
+      <w:start w:val="1"/>
+      <w:numFmt w:val="bullet"/>
+      <w:lvlText w:val="-"/>
+      <w:lvlJc w:val="left"/>
+      <w:pPr>
+        <w:ind w:left="3600" w:hanging="360"/>
+      </w:pPr>
+      <w:rPr>
+        <w:u w:val="none"/>
+      </w:rPr>
+    </w:lvl>
+    <w:lvl w:ilvl="5">
+      <w:start w:val="1"/>
+      <w:numFmt w:val="bullet"/>
+      <w:lvlText w:val="-"/>
+      <w:lvlJc w:val="left"/>
+      <w:pPr>
+        <w:ind w:left="4320" w:hanging="360"/>
+      </w:pPr>
+      <w:rPr>
+        <w:u w:val="none"/>
+      </w:rPr>
+    </w:lvl>
+    <w:lvl w:ilvl="6">
+      <w:start w:val="1"/>
+      <w:numFmt w:val="bullet"/>
+      <w:lvlText w:val="-"/>
+      <w:lvlJc w:val="left"/>
+      <w:pPr>
+        <w:ind w:left="5040" w:hanging="360"/>
+      </w:pPr>
+      <w:rPr>
+        <w:u w:val="none"/>
+      </w:rPr>
+    </w:lvl>
+    <w:lvl w:ilvl="7">
+      <w:start w:val="1"/>
+      <w:numFmt w:val="bullet"/>
+      <w:lvlText w:val="-"/>
+      <w:lvlJc w:val="left"/>
+      <w:pPr>
+        <w:ind w:left="5760" w:hanging="360"/>
+      </w:pPr>
+      <w:rPr>
+        <w:u w:val="none"/>
+      </w:rPr>
+    </w:lvl>
+    <w:lvl w:ilvl="8">
+      <w:start w:val="1"/>
+      <w:numFmt w:val="bullet"/>
+      <w:lvlText w:val="-"/>
+      <w:lvlJc w:val="left"/>
+      <w:pPr>
+        <w:ind w:left="6480" w:hanging="360"/>
+      </w:pPr>
+      <w:rPr>
+        <w:u w:val="none"/>
+      </w:rPr>
+    </w:lvl>
+  </w:abstractNum>
+  <w:abstractNum w:abstractNumId="35">
     <w:lvl w:ilvl="0">
       <w:start w:val="1"/>
       <w:numFmt w:val="bullet"/>
@@ -10859,6 +11142,9 @@
   </w:num>
   <w:num w:numId="34">
     <w:abstractNumId w:val="34"/>
+  </w:num>
+  <w:num w:numId="35">
+    <w:abstractNumId w:val="35"/>
   </w:num>
 </w:numbering>
 </file>
